--- a/Tailored_CVs/Shinoy_Mendix_Senior_Consultant_Lead_Developer.docx
+++ b/Tailored_CVs/Shinoy_Mendix_Senior_Consultant_Lead_Developer.docx
@@ -70,7 +70,7 @@
           <w:b w:val="0"/>
           <w:sz w:val="19"/>
         </w:rPr>
-        <w:t>I am a QA Automation Engineer with over 8 years of experience building scalable automation frameworks and guiding cross-functional teams. I work hands-on with Java, Selenium, Playwright, and CI/CD pipelines in enterprise environments. I also use tools like Gemini Code Assist to streamline test generation and deployment scripts. I enjoy collaborating with stakeholders and customers to help them adopt new technical solutions.</w:t>
+        <w:t>I am a QA Automation Engineer with over 8 years of experience building scalable test frameworks and implementing CI/CD pipelines. My background includes working closely with enterprise clients and development teams to translate technical requirements into reliable solutions. I also use tools like Gemini Code Assist to streamline test generation in agile environments. I am based in the Netherlands with a valid EU residence permit and am ready to start immediately.</w:t>
       </w:r>
     </w:p>
     <w:p>
@@ -288,7 +288,7 @@
           <w:b w:val="0"/>
           <w:sz w:val="18"/>
         </w:rPr>
-        <w:t>▸ Migrated a SeleniumJava framework to Playwright TypeScript for core workflows, boosting execution efficiency by 20% while working closely with development teams.</w:t>
+        <w:t>▸ Led clientfacing discussions and agile ceremonies to align technical solutions with business goals across financial and banking platforms.</w:t>
       </w:r>
     </w:p>
     <w:p>
@@ -301,7 +301,7 @@
           <w:b w:val="0"/>
           <w:sz w:val="18"/>
         </w:rPr>
-        <w:t>▸ Implemented CI/CD pipelines and scheduled automated regression test builds using Jenkins, Docker, and AWS to maintain high availability and reliability.</w:t>
+        <w:t>▸ Built and maintained scalable test automation frameworks using Java, Selenium, and Playwright within microservices architectures.</w:t>
       </w:r>
     </w:p>
     <w:p>
@@ -314,7 +314,7 @@
           <w:b w:val="0"/>
           <w:sz w:val="18"/>
         </w:rPr>
-        <w:t>▸ Facilitated agile standups and partner connects to translate complex business requirements into clear technical testing strategies for financial clients.</w:t>
+        <w:t>▸ Integrated automated CI/CD pipelines and managed test environments using Jenkins, Terraform, and AWS.</w:t>
       </w:r>
     </w:p>
     <w:p>
@@ -327,7 +327,7 @@
           <w:b w:val="0"/>
           <w:sz w:val="18"/>
         </w:rPr>
-        <w:t>▸ Streamlined test generation and deployment scripts by utilizing AI tools like Gemini Code Assist to improve delivery speed and efficiency.</w:t>
+        <w:t>▸ Streamlined test generation and deployment scripts by leveraging AI tooling such as Gemini Code Assist.</w:t>
       </w:r>
     </w:p>
     <w:p>
